--- a/assets/docs/TankopaniJam-sponsorship-prospectus.docx
+++ b/assets/docs/TankopaniJam-sponsorship-prospectus.docx
@@ -574,7 +574,7 @@
                 <w:sz w:val="18"/>
                 <w:szCs w:val="18"/>
               </w:rPr>
-              <w:t xml:space="preserve">Five students backed by name, in a first-of-its-kind event at a National Historic site, with a story worth telling.</w:t>
+              <w:t xml:space="preserve">Five students backed by name, in a first-of-its-kind event at the historic Nemours Estate, with a story worth telling.</w:t>
             </w:r>
           </w:p>
         </w:tc>
